--- a/public/downloads/lezingen/shoftim-lezing-nl.docx
+++ b/public/downloads/lezingen/shoftim-lezing-nl.docx
@@ -13,16 +13,15 @@
       </w:pPr>
       <w:r>
         <w:rPr/>
-        <w:t xml:space="preserve"/>
-      </w:r>
-    </w:p>
-    <w:p>
-      <w:pPr>
-        <w:spacing w:lineRule="auto"/>
-      </w:pPr>
-      <w:r>
-        <w:rPr/>
-        <w:t xml:space="preserve">Lezing &amp; Toelichting</w:t>
+        <w:t xml:space="preserve">     </w:t>
+      </w:r>
+    </w:p>
+    <w:p>
+      <w:pPr>
+        <w:spacing w:lineRule="auto"/>
+      </w:pPr>
+      <w:r>
+        <w:rPr/>
       </w:r>
     </w:p>
     <w:p>
@@ -40,62 +39,7 @@
         <w:spacing w:lineRule="auto"/>
       </w:pPr>
       <w:r>
-        <w:rPr>
-          <w:b/>
-        </w:rPr>
-        <w:t xml:space="preserve">Tora:</w:t>
-      </w:r>
-      <w:r>
-        <w:rPr/>
-        <w:t xml:space="preserve"> Deuteronomium 16:18–21:9</w:t>
-      </w:r>
-    </w:p>
-    <w:p>
-      <w:pPr>
-        <w:spacing w:lineRule="auto"/>
-      </w:pPr>
-      <w:r>
-        <w:rPr/>
-        <w:t xml:space="preserve">  ·  </w:t>
-      </w:r>
-    </w:p>
-    <w:p>
-      <w:pPr>
-        <w:spacing w:lineRule="auto"/>
-      </w:pPr>
-      <w:r>
-        <w:rPr>
-          <w:b/>
-        </w:rPr>
-        <w:t xml:space="preserve">Haftara:</w:t>
-      </w:r>
-      <w:r>
-        <w:rPr/>
-        <w:t xml:space="preserve"> Jesaja 51:12–52:12</w:t>
-      </w:r>
-    </w:p>
-    <w:p>
-      <w:pPr>
-        <w:spacing w:lineRule="auto"/>
-      </w:pPr>
-      <w:r>
-        <w:rPr/>
-        <w:t xml:space="preserve">  ·  </w:t>
-      </w:r>
-    </w:p>
-    <w:p>
-      <w:pPr>
-        <w:spacing w:lineRule="auto"/>
-      </w:pPr>
-      <w:r>
-        <w:rPr>
-          <w:b/>
-        </w:rPr>
-        <w:t xml:space="preserve">Evangelie:</w:t>
-      </w:r>
-      <w:r>
-        <w:rPr/>
-        <w:t xml:space="preserve"> Johannes 14:9–20</w:t>
+        <w:rPr/>
       </w:r>
     </w:p>
     <w:p>
@@ -574,15 +518,6 @@
       <w:r>
         <w:rPr/>
         <w:t xml:space="preserve">Denk er deze week eens over na, heel praktisch: waar oefen ik gezag uit — hoe klein ook — dat zich niet meer laat corrigeren? En wat zou er veranderen als ik daar de wet weer op mijn schoot nam, als een broeder onder broeders, voor het aangezicht van de Één die werkelijk regeert? Lees het na, en zeg me gerust waar jij het anders zou leggen dan ik.</w:t>
-      </w:r>
-    </w:p>
-    <w:p>
-      <w:pPr>
-        <w:spacing w:lineRule="auto"/>
-      </w:pPr>
-      <w:r>
-        <w:rPr/>
-        <w:t xml:space="preserve">     zelfdeparasjalezen.netlify.app — © Arie Alberts   </w:t>
       </w:r>
     </w:p>
   </w:body>
